--- a/Backend/Director_Disclosure/Output_Disclosures/2024-25/ADANI_TRACKS_MANAGEMENT_SERVICES_PRIVATE_LIMITED/DIR-8/DIR8_Subrat_Tripathy_06890393.docx
+++ b/Backend/Director_Disclosure/Output_Disclosures/2024-25/ADANI_TRACKS_MANAGEMENT_SERVICES_PRIVATE_LIMITED/DIR-8/DIR8_Subrat_Tripathy_06890393.docx
@@ -189,7 +189,7 @@
           <w:b w:val="0"/>
           <w:sz w:val="23"/>
         </w:rPr>
-        <w:t>I, Subrat Tripathy, son/daughter of Mr. {{FATHER_NAME}}, resident of _____________________________________________, India hereby give notice that I am/was a Director in the following companies during the last three years:-</w:t>
+        <w:t>I, SUBRAT TRIPATHY, son/daughter of Mr. {{FATHER_NAME}}, resident of _____________________________________________, India hereby give notice that I am/was a Director in the following companies during the last three years:-</w:t>
       </w:r>
     </w:p>
     <w:p>
@@ -340,7 +340,7 @@
                 <w:b w:val="0"/>
                 <w:sz w:val="23"/>
               </w:rPr>
-              <w:t>ADANI GANGAVARAM PORT LIMITED</w:t>
+              <w:t>GOPALPUR PORTS LIMITED</w:t>
             </w:r>
           </w:p>
         </w:tc>
@@ -353,14 +353,6 @@
               <w:spacing w:after="0"/>
               <w:jc w:val="center"/>
             </w:pPr>
-            <w:r>
-              <w:rPr>
-                <w:rFonts w:ascii="Adani" w:hAnsi="Adani" w:eastAsia="Adani" w:cs="Adani"/>
-                <w:b w:val="0"/>
-                <w:sz w:val="23"/>
-              </w:rPr>
-              <w:t>14/07/2021</w:t>
-            </w:r>
           </w:p>
         </w:tc>
         <w:tc>
@@ -410,7 +402,7 @@
                 <w:b w:val="0"/>
                 <w:sz w:val="23"/>
               </w:rPr>
-              <w:t>ADANI PETRONET (DAHEJ) PORT LIMITED</w:t>
+              <w:t>DIBYADHARA CONSULTANCY AND MANAGEMENT SERVICES (OPC) PRIVATE LIMITED</w:t>
             </w:r>
           </w:p>
         </w:tc>
@@ -429,7 +421,7 @@
                 <w:b w:val="0"/>
                 <w:sz w:val="23"/>
               </w:rPr>
-              <w:t>18/05/2021</w:t>
+              <w:t>22/02/2025</w:t>
             </w:r>
           </w:p>
         </w:tc>
@@ -480,7 +472,7 @@
                 <w:b w:val="0"/>
                 <w:sz w:val="23"/>
               </w:rPr>
-              <w:t>ADANI HAZIRA PORT LIMITED</w:t>
+              <w:t>TAJPUR SAGAR PORT LIMITED</w:t>
             </w:r>
           </w:p>
         </w:tc>
@@ -499,7 +491,7 @@
                 <w:b w:val="0"/>
                 <w:sz w:val="23"/>
               </w:rPr>
-              <w:t>03/05/2021</w:t>
+              <w:t>20/06/2024</w:t>
             </w:r>
           </w:p>
         </w:tc>
@@ -550,7 +542,7 @@
                 <w:b w:val="0"/>
                 <w:sz w:val="23"/>
               </w:rPr>
-              <w:t>ADANI KANDLA BULK TERMINAL PRIVATE LIMITED</w:t>
+              <w:t>HDC BULK TERMINAL LIMITED</w:t>
             </w:r>
           </w:p>
         </w:tc>
@@ -569,7 +561,7 @@
                 <w:b w:val="0"/>
                 <w:sz w:val="23"/>
               </w:rPr>
-              <w:t>03/05/2021</w:t>
+              <w:t>19/06/2024</w:t>
             </w:r>
           </w:p>
         </w:tc>
@@ -620,7 +612,7 @@
                 <w:b w:val="0"/>
                 <w:sz w:val="23"/>
               </w:rPr>
-              <w:t>ADANI TRACKS MANAGEMENT SERVICES PRIVATE LIMITED</w:t>
+              <w:t>EZR TECHNOLOGIES PRIVATE LIMITED</w:t>
             </w:r>
           </w:p>
         </w:tc>
@@ -639,77 +631,7 @@
                 <w:b w:val="0"/>
                 <w:sz w:val="23"/>
               </w:rPr>
-              <w:t>31/07/2019</w:t>
-            </w:r>
-          </w:p>
-        </w:tc>
-        <w:tc>
-          <w:tcPr>
-            <w:tcW w:type="dxa" w:w="2250"/>
-          </w:tcPr>
-          <w:p>
-            <w:pPr>
-              <w:spacing w:after="0"/>
-              <w:jc w:val="center"/>
-            </w:pPr>
-          </w:p>
-        </w:tc>
-      </w:tr>
-      <w:tr>
-        <w:tc>
-          <w:tcPr>
-            <w:tcW w:type="dxa" w:w="636"/>
-          </w:tcPr>
-          <w:p>
-            <w:pPr>
-              <w:spacing w:after="0"/>
-              <w:ind w:left="360"/>
-            </w:pPr>
-            <w:r>
-              <w:rPr>
-                <w:rFonts w:ascii="Adani" w:hAnsi="Adani" w:eastAsia="Adani" w:cs="Adani"/>
-                <w:b w:val="0"/>
-                <w:sz w:val="23"/>
-              </w:rPr>
-              <w:t>6</w:t>
-            </w:r>
-          </w:p>
-        </w:tc>
-        <w:tc>
-          <w:tcPr>
-            <w:tcW w:type="dxa" w:w="3864"/>
-          </w:tcPr>
-          <w:p>
-            <w:pPr>
-              <w:spacing w:after="0"/>
-              <w:jc w:val="both"/>
-            </w:pPr>
-            <w:r>
-              <w:rPr>
-                <w:rFonts w:ascii="Adani" w:hAnsi="Adani" w:eastAsia="Adani" w:cs="Adani"/>
-                <w:b w:val="0"/>
-                <w:sz w:val="23"/>
-              </w:rPr>
-              <w:t>ADANI MURMUGAO PORT TERMINAL PRIVATE LIMITED</w:t>
-            </w:r>
-          </w:p>
-        </w:tc>
-        <w:tc>
-          <w:tcPr>
-            <w:tcW w:type="dxa" w:w="2610"/>
-          </w:tcPr>
-          <w:p>
-            <w:pPr>
-              <w:spacing w:after="0"/>
-              <w:jc w:val="center"/>
-            </w:pPr>
-            <w:r>
-              <w:rPr>
-                <w:rFonts w:ascii="Adani" w:hAnsi="Adani" w:eastAsia="Adani" w:cs="Adani"/>
-                <w:b w:val="0"/>
-                <w:sz w:val="23"/>
-              </w:rPr>
-              <w:t>29/04/2017</w:t>
+              <w:t>14/12/2021</w:t>
             </w:r>
           </w:p>
         </w:tc>
@@ -781,7 +703,7 @@
         </w:rPr>
         <w:t xml:space="preserve">Name           </w:t>
         <w:tab/>
-        <w:t xml:space="preserve">:  Subrat Tripathy</w:t>
+        <w:t xml:space="preserve">:  SUBRAT TRIPATHY</w:t>
       </w:r>
     </w:p>
     <w:p>
@@ -825,7 +747,7 @@
           <w:b w:val="0"/>
           <w:sz w:val="23"/>
         </w:rPr>
-        <w:t xml:space="preserve">Date: 04th May, 2026</w:t>
+        <w:t xml:space="preserve">Date: 15th May, 2026</w:t>
         <w:tab/>
       </w:r>
     </w:p>
